--- a/docs/マネージャー向けマニュアル.docx
+++ b/docs/マネージャー向けマニュアル.docx
@@ -70,7 +70,7 @@
           <w:color w:val="78909C"/>
           <w:sz w:val="24"/>
         </w:rPr>
-        <w:t>2026年5月</w:t>
+        <w:t>2026年9月</w:t>
       </w:r>
     </w:p>
     <w:p>
@@ -107,7 +107,7 @@
         <w:rPr>
           <w:sz w:val="21"/>
         </w:rPr>
-        <w:t>2. ログインとダッシュボードの確認</w:t>
+        <w:t>2. 実績管理の画面を開く</w:t>
       </w:r>
     </w:p>
     <w:p>
@@ -119,7 +119,7 @@
         <w:rPr>
           <w:sz w:val="21"/>
         </w:rPr>
-        <w:t>3. 出欠実績の確定（最重要作業）</w:t>
+        <w:t>3. 実績の一括確定（最重要作業）</w:t>
       </w:r>
     </w:p>
     <w:p>
@@ -131,7 +131,7 @@
         <w:rPr>
           <w:sz w:val="21"/>
         </w:rPr>
-        <w:t>4. 出欠データの修正</w:t>
+        <w:t>4. 実績の修正と取消</w:t>
       </w:r>
     </w:p>
     <w:p>
@@ -143,7 +143,7 @@
         <w:rPr>
           <w:sz w:val="21"/>
         </w:rPr>
-        <w:t>5. カレンダーでの管理</w:t>
+        <w:t>5. 未提出者の実績登録</w:t>
       </w:r>
     </w:p>
     <w:p>
@@ -155,7 +155,7 @@
         <w:rPr>
           <w:sz w:val="21"/>
         </w:rPr>
-        <w:t>6. ランキングと選考スコアの確認</w:t>
+        <w:t>6. 練習の休止と解除</w:t>
       </w:r>
     </w:p>
     <w:p>
@@ -167,7 +167,31 @@
         <w:rPr>
           <w:sz w:val="21"/>
         </w:rPr>
-        <w:t>7. 注意事項</w:t>
+        <w:t>7. 締切のお知らせ文</w:t>
+      </w:r>
+    </w:p>
+    <w:p>
+      <w:pPr>
+        <w:pStyle w:val="ListBullet"/>
+        <w:ind w:left="283"/>
+      </w:pPr>
+      <w:r>
+        <w:rPr>
+          <w:sz w:val="21"/>
+        </w:rPr>
+        <w:t>8. 練習予定とカレンダー</w:t>
+      </w:r>
+    </w:p>
+    <w:p>
+      <w:pPr>
+        <w:pStyle w:val="ListBullet"/>
+        <w:ind w:left="283"/>
+      </w:pPr>
+      <w:r>
+        <w:rPr>
+          <w:sz w:val="21"/>
+        </w:rPr>
+        <w:t>9. 注意事項</w:t>
       </w:r>
     </w:p>
     <w:p>
@@ -194,7 +218,7 @@
         <w:rPr>
           <w:sz w:val="21"/>
         </w:rPr>
-        <w:t>マネージャーは、部員の出欠を正確な「実績」として確定させる重要な役割を担います。</w:t>
+        <w:t>マネージャーは、部員の出欠を「実績」として確定させる役割を担います。実績が確定するとランキング（出席率）に反映されます。マネージャー自身も部員として出欠連絡をします（部員向けマニュアル参照）。</w:t>
       </w:r>
     </w:p>
     <w:tbl>
@@ -260,7 +284,7 @@
               <w:rPr>
                 <w:sz w:val="21"/>
               </w:rPr>
-              <w:t>出欠実績の確定</w:t>
+              <w:t>実績の確定</w:t>
             </w:r>
           </w:p>
         </w:tc>
@@ -276,7 +300,7 @@
               <w:rPr>
                 <w:sz w:val="21"/>
               </w:rPr>
-              <w:t>練習後に全部員の出欠を確定させます。これによりランキングが更新されます</w:t>
+              <w:t>練習後に、全員の出欠を実績として確定します（一括・個別）</w:t>
             </w:r>
           </w:p>
         </w:tc>
@@ -294,7 +318,7 @@
               <w:rPr>
                 <w:sz w:val="21"/>
               </w:rPr>
-              <w:t>出欠データの修正</w:t>
+              <w:t>実績の修正・取消</w:t>
             </w:r>
           </w:p>
         </w:tc>
@@ -310,7 +334,7 @@
               <w:rPr>
                 <w:sz w:val="21"/>
               </w:rPr>
-              <w:t>部員が誤って登録した出欠を修正できます</w:t>
+              <w:t>確定した実績を取り消して付け直せます</w:t>
             </w:r>
           </w:p>
         </w:tc>
@@ -328,7 +352,7 @@
               <w:rPr>
                 <w:sz w:val="21"/>
               </w:rPr>
-              <w:t>カレンダー管理</w:t>
+              <w:t>未提出者の実績登録</w:t>
             </w:r>
           </w:p>
         </w:tc>
@@ -344,7 +368,7 @@
               <w:rPr>
                 <w:sz w:val="21"/>
               </w:rPr>
-              <w:t>練習セッションの詳細確認・出欠状況の一覧確認ができます</w:t>
+              <w:t>出欠を提出しなかった人の実績を個別に登録できます</w:t>
             </w:r>
           </w:p>
         </w:tc>
@@ -362,7 +386,7 @@
               <w:rPr>
                 <w:sz w:val="21"/>
               </w:rPr>
-              <w:t>全部員の出欠閲覧</w:t>
+              <w:t>練習の休止</w:t>
             </w:r>
           </w:p>
         </w:tc>
@@ -378,7 +402,41 @@
               <w:rPr>
                 <w:sz w:val="21"/>
               </w:rPr>
-              <w:t>全部員の出欠記録を確認できます</w:t>
+              <w:t>台風などで練習がなくなったとき、休止にできます</w:t>
+            </w:r>
+          </w:p>
+        </w:tc>
+      </w:tr>
+      <w:tr>
+        <w:tc>
+          <w:tcPr>
+            <w:tcW w:type="dxa" w:w="4536"/>
+          </w:tcPr>
+          <w:p>
+            <w:pPr>
+              <w:ind w:left="113"/>
+            </w:pPr>
+            <w:r>
+              <w:rPr>
+                <w:sz w:val="21"/>
+              </w:rPr>
+              <w:t>締切のお知らせ文</w:t>
+            </w:r>
+          </w:p>
+        </w:tc>
+        <w:tc>
+          <w:tcPr>
+            <w:tcW w:type="dxa" w:w="4536"/>
+          </w:tcPr>
+          <w:p>
+            <w:pPr>
+              <w:ind w:left="113"/>
+            </w:pPr>
+            <w:r>
+              <w:rPr>
+                <w:sz w:val="21"/>
+              </w:rPr>
+              <w:t>LINEグループに貼り付ける締切の案内文をコピーできます</w:t>
             </w:r>
           </w:p>
         </w:tc>
@@ -401,7 +459,7 @@
         <w:rPr>
           <w:sz w:val="21"/>
         </w:rPr>
-        <w:t>⚠️ マネージャーはメンバーの承認・削除・ロール変更はできません。これらは管理者（admin）の権限です。</w:t>
+        <w:t>⚠️ 部員の承認・退部処理・権限の変更、技術ランクの閲覧、意見箱の確認、運用KPIは管理者だけの機能です。</w:t>
       </w:r>
     </w:p>
     <w:p>
@@ -417,7 +475,7 @@
         <w:rPr>
           <w:color w:val="2E7D32"/>
         </w:rPr>
-        <w:t>2. ログインとダッシュボードの確認</w:t>
+        <w:t>2. 実績管理の画面を開く</w:t>
       </w:r>
     </w:p>
     <w:p>
@@ -428,238 +486,7 @@
         <w:rPr>
           <w:sz w:val="21"/>
         </w:rPr>
-        <w:t>LINEアカウントでログインします。管理者にマネージャー権限を付与してもらうと、追加の操作メニューが表示されます。</w:t>
-      </w:r>
-    </w:p>
-    <w:tbl>
-      <w:tblPr>
-        <w:tblStyle w:val="TableGrid"/>
-        <w:tblW w:type="auto" w:w="0"/>
-        <w:tblLook w:firstColumn="1" w:firstRow="1" w:lastColumn="0" w:lastRow="0" w:noHBand="0" w:noVBand="1" w:val="04A0"/>
-      </w:tblPr>
-      <w:tblGrid>
-        <w:gridCol w:w="4536"/>
-        <w:gridCol w:w="4536"/>
-      </w:tblGrid>
-      <w:tr>
-        <w:tc>
-          <w:tcPr>
-            <w:tcW w:type="dxa" w:w="4536"/>
-            <w:shd w:val="clear" w:color="auto" w:fill="2E7D32"/>
-          </w:tcPr>
-          <w:p>
-            <w:pPr>
-              <w:jc w:val="center"/>
-            </w:pPr>
-            <w:r>
-              <w:rPr>
-                <w:b/>
-                <w:color w:val="FFFFFF"/>
-                <w:sz w:val="21"/>
-              </w:rPr>
-              <w:t>確認項目</w:t>
-            </w:r>
-          </w:p>
-        </w:tc>
-        <w:tc>
-          <w:tcPr>
-            <w:tcW w:type="dxa" w:w="4536"/>
-            <w:shd w:val="clear" w:color="auto" w:fill="2E7D32"/>
-          </w:tcPr>
-          <w:p>
-            <w:pPr>
-              <w:jc w:val="center"/>
-            </w:pPr>
-            <w:r>
-              <w:rPr>
-                <w:b/>
-                <w:color w:val="FFFFFF"/>
-                <w:sz w:val="21"/>
-              </w:rPr>
-              <w:t>場所</w:t>
-            </w:r>
-          </w:p>
-        </w:tc>
-      </w:tr>
-      <w:tr>
-        <w:tc>
-          <w:tcPr>
-            <w:tcW w:type="dxa" w:w="4536"/>
-          </w:tcPr>
-          <w:p>
-            <w:pPr>
-              <w:ind w:left="113"/>
-            </w:pPr>
-            <w:r>
-              <w:rPr>
-                <w:sz w:val="21"/>
-              </w:rPr>
-              <w:t>今日の参加予定者・欠席者</w:t>
-            </w:r>
-          </w:p>
-        </w:tc>
-        <w:tc>
-          <w:tcPr>
-            <w:tcW w:type="dxa" w:w="4536"/>
-          </w:tcPr>
-          <w:p>
-            <w:pPr>
-              <w:ind w:left="113"/>
-            </w:pPr>
-            <w:r>
-              <w:rPr>
-                <w:sz w:val="21"/>
-              </w:rPr>
-              <w:t>ホーム画面</w:t>
-            </w:r>
-          </w:p>
-        </w:tc>
-      </w:tr>
-      <w:tr>
-        <w:tc>
-          <w:tcPr>
-            <w:tcW w:type="dxa" w:w="4536"/>
-          </w:tcPr>
-          <w:p>
-            <w:pPr>
-              <w:ind w:left="113"/>
-            </w:pPr>
-            <w:r>
-              <w:rPr>
-                <w:sz w:val="21"/>
-              </w:rPr>
-              <w:t>全体の出席率・ランキング</w:t>
-            </w:r>
-          </w:p>
-        </w:tc>
-        <w:tc>
-          <w:tcPr>
-            <w:tcW w:type="dxa" w:w="4536"/>
-          </w:tcPr>
-          <w:p>
-            <w:pPr>
-              <w:ind w:left="113"/>
-            </w:pPr>
-            <w:r>
-              <w:rPr>
-                <w:sz w:val="21"/>
-              </w:rPr>
-              <w:t>ホーム画面</w:t>
-            </w:r>
-          </w:p>
-        </w:tc>
-      </w:tr>
-      <w:tr>
-        <w:tc>
-          <w:tcPr>
-            <w:tcW w:type="dxa" w:w="4536"/>
-          </w:tcPr>
-          <w:p>
-            <w:pPr>
-              <w:ind w:left="113"/>
-            </w:pPr>
-            <w:r>
-              <w:rPr>
-                <w:sz w:val="21"/>
-              </w:rPr>
-              <w:t>月次の練習カレンダー</w:t>
-            </w:r>
-          </w:p>
-        </w:tc>
-        <w:tc>
-          <w:tcPr>
-            <w:tcW w:type="dxa" w:w="4536"/>
-          </w:tcPr>
-          <w:p>
-            <w:pPr>
-              <w:ind w:left="113"/>
-            </w:pPr>
-            <w:r>
-              <w:rPr>
-                <w:sz w:val="21"/>
-              </w:rPr>
-              <w:t>カレンダー画面</w:t>
-            </w:r>
-          </w:p>
-        </w:tc>
-      </w:tr>
-      <w:tr>
-        <w:tc>
-          <w:tcPr>
-            <w:tcW w:type="dxa" w:w="4536"/>
-          </w:tcPr>
-          <w:p>
-            <w:pPr>
-              <w:ind w:left="113"/>
-            </w:pPr>
-            <w:r>
-              <w:rPr>
-                <w:sz w:val="21"/>
-              </w:rPr>
-              <w:t>実績確定ボタン</w:t>
-            </w:r>
-          </w:p>
-        </w:tc>
-        <w:tc>
-          <w:tcPr>
-            <w:tcW w:type="dxa" w:w="4536"/>
-          </w:tcPr>
-          <w:p>
-            <w:pPr>
-              <w:ind w:left="113"/>
-            </w:pPr>
-            <w:r>
-              <w:rPr>
-                <w:sz w:val="21"/>
-              </w:rPr>
-              <w:t>カレンダー → 日付クリック → セッション詳細</w:t>
-            </w:r>
-          </w:p>
-        </w:tc>
-      </w:tr>
-    </w:tbl>
-    <w:p>
-      <w:r>
-        <w:br w:type="page"/>
-      </w:r>
-    </w:p>
-    <w:p>
-      <w:pPr>
-        <w:pStyle w:val="Heading1"/>
-      </w:pPr>
-      <w:r>
-        <w:rPr>
-          <w:color w:val="D32F2F"/>
-        </w:rPr>
-        <w:t>3. 出欠実績の確定（最重要作業）</w:t>
-      </w:r>
-    </w:p>
-    <w:p>
-      <w:pPr>
-        <w:spacing w:before="120" w:after="120"/>
-        <w:ind w:left="283" w:right="283"/>
-        <w:jc w:val="left"/>
-        <w:pBdr>
-          <w:top w:val="single" w:sz="12" w:space="4" w:color="D32F2F"/>
-          <w:left w:val="single" w:sz="12" w:space="4" w:color="D32F2F"/>
-          <w:bottom w:val="single" w:sz="12" w:space="4" w:color="D32F2F"/>
-          <w:right w:val="single" w:sz="12" w:space="4" w:color="D32F2F"/>
-        </w:pBdr>
-      </w:pPr>
-      <w:r>
-        <w:rPr>
-          <w:sz w:val="21"/>
-        </w:rPr>
-        <w:t>🔑 実績確定を行うまでランキングに反映されません。練習終了後できるだけ早く実施してください。</w:t>
-      </w:r>
-    </w:p>
-    <w:p/>
-    <w:p>
-      <w:pPr>
-        <w:pStyle w:val="Heading2"/>
-      </w:pPr>
-      <w:r>
-        <w:t>3-1. 実績確定の手順</w:t>
+        <w:t>マネージャー用の操作は、カレンダーの練習詳細の中にあります。メニューは部員と同じです。</w:t>
       </w:r>
     </w:p>
     <w:tbl>
@@ -746,7 +573,7 @@
               <w:rPr>
                 <w:sz w:val="21"/>
               </w:rPr>
-              <w:t>ナビゲーションの「カレンダー」をタップします。</w:t>
+              <w:t>「カレンダー」をタップします。</w:t>
             </w:r>
           </w:p>
         </w:tc>
@@ -784,7 +611,7 @@
               <w:rPr>
                 <w:sz w:val="21"/>
               </w:rPr>
-              <w:t>実績確定したい練習日（水・木・金）をタップします。</w:t>
+              <w:t>確定したい練習日をタップします。</w:t>
             </w:r>
           </w:p>
         </w:tc>
@@ -806,7 +633,7 @@
               </w:rPr>
               <w:t>Step 3</w:t>
               <w:br/>
-              <w:t>出欠状況を確認</w:t>
+              <w:t>一覧を開く</w:t>
             </w:r>
           </w:p>
         </w:tc>
@@ -822,7 +649,7 @@
               <w:rPr>
                 <w:sz w:val="21"/>
               </w:rPr>
-              <w:t>セッション詳細画面で全部員の出欠状況を確認します。必要であればこの時点で修正を行います。</w:t>
+              <w:t>「N/M名 連絡済み • 未提出 K名」と書かれたバーをタップすると、出欠の一覧が開きます（最初は閉じています）。</w:t>
             </w:r>
           </w:p>
         </w:tc>
@@ -844,7 +671,7 @@
               </w:rPr>
               <w:t>Step 4</w:t>
               <w:br/>
-              <w:t>実績確定ボタン</w:t>
+              <w:t>実績管理</w:t>
             </w:r>
           </w:p>
         </w:tc>
@@ -860,7 +687,107 @@
               <w:rPr>
                 <w:sz w:val="21"/>
               </w:rPr>
-              <w:t>「実績を確定する」ボタンをタップします。</w:t>
+              <w:t>一覧の上に緑の「実績管理」の欄が出ます。練習の開始時刻を過ぎてから表示されます（合宿・部会・時刻未定の練習は開始前でも表示）。</w:t>
+            </w:r>
+          </w:p>
+        </w:tc>
+      </w:tr>
+    </w:tbl>
+    <w:p/>
+    <w:p>
+      <w:pPr>
+        <w:spacing w:after="80"/>
+      </w:pPr>
+      <w:r>
+        <w:rPr>
+          <w:sz w:val="21"/>
+        </w:rPr>
+        <w:t>一覧では「名前で絞り込み...」で検索したり、「並び替え」（出欠状況／学年／名前）で並べ替えたりできます。</w:t>
+      </w:r>
+    </w:p>
+    <w:p>
+      <w:r>
+        <w:br w:type="page"/>
+      </w:r>
+    </w:p>
+    <w:p>
+      <w:pPr>
+        <w:pStyle w:val="Heading1"/>
+      </w:pPr>
+      <w:r>
+        <w:rPr>
+          <w:color w:val="D32F2F"/>
+        </w:rPr>
+        <w:t>3. 実績の一括確定（最重要作業）</w:t>
+      </w:r>
+    </w:p>
+    <w:p>
+      <w:pPr>
+        <w:spacing w:before="120" w:after="120"/>
+        <w:ind w:left="283" w:right="283"/>
+        <w:jc w:val="left"/>
+        <w:pBdr>
+          <w:top w:val="single" w:sz="12" w:space="4" w:color="D32F2F"/>
+          <w:left w:val="single" w:sz="12" w:space="4" w:color="D32F2F"/>
+          <w:bottom w:val="single" w:sz="12" w:space="4" w:color="D32F2F"/>
+          <w:right w:val="single" w:sz="12" w:space="4" w:color="D32F2F"/>
+        </w:pBdr>
+      </w:pPr>
+      <w:r>
+        <w:rPr>
+          <w:sz w:val="21"/>
+        </w:rPr>
+        <w:t>🔑 実績を確定するまでランキングに反映されません。練習が終わったらできるだけ当日中に確定してください。</w:t>
+      </w:r>
+    </w:p>
+    <w:p/>
+    <w:tbl>
+      <w:tblPr>
+        <w:tblStyle w:val="TableGrid"/>
+        <w:tblW w:type="auto" w:w="0"/>
+        <w:jc w:val="left"/>
+        <w:tblLook w:firstColumn="1" w:firstRow="1" w:lastColumn="0" w:lastRow="0" w:noHBand="0" w:noVBand="1" w:val="04A0"/>
+      </w:tblPr>
+      <w:tblGrid>
+        <w:gridCol w:w="1417"/>
+        <w:gridCol w:w="7370"/>
+      </w:tblGrid>
+      <w:tr>
+        <w:tc>
+          <w:tcPr>
+            <w:tcW w:type="dxa" w:w="4536"/>
+            <w:shd w:val="clear" w:color="auto" w:fill="1565C0"/>
+          </w:tcPr>
+          <w:p>
+            <w:pPr>
+              <w:jc w:val="center"/>
+            </w:pPr>
+            <w:r>
+              <w:rPr>
+                <w:b/>
+                <w:color w:val="FFFFFF"/>
+                <w:sz w:val="21"/>
+              </w:rPr>
+              <w:t>手順</w:t>
+            </w:r>
+          </w:p>
+        </w:tc>
+        <w:tc>
+          <w:tcPr>
+            <w:tcW w:type="dxa" w:w="4536"/>
+            <w:shd w:val="clear" w:color="auto" w:fill="1565C0"/>
+          </w:tcPr>
+          <w:p>
+            <w:pPr>
+              <w:jc w:val="center"/>
+            </w:pPr>
+            <w:r>
+              <w:rPr>
+                <w:b/>
+                <w:color w:val="FFFFFF"/>
+                <w:sz w:val="21"/>
+              </w:rPr>
+              <w:t>操作内容</w:t>
             </w:r>
           </w:p>
         </w:tc>
@@ -880,9 +807,9 @@
                 <w:b/>
                 <w:sz w:val="20"/>
               </w:rPr>
-              <w:t>Step 5</w:t>
+              <w:t>Step 1</w:t>
               <w:br/>
-              <w:t>確認ダイアログ</w:t>
+              <w:t>実績管理を開く</w:t>
             </w:r>
           </w:p>
         </w:tc>
@@ -898,7 +825,7 @@
               <w:rPr>
                 <w:sz w:val="21"/>
               </w:rPr>
-              <w:t>「本当に確定しますか？」というダイアログが表示されます。内容を確認して「確定する」をタップします。</w:t>
+              <w:t>2章の手順で「実績管理」の欄を表示します。</w:t>
             </w:r>
           </w:p>
         </w:tc>
@@ -918,7 +845,83 @@
                 <w:b/>
                 <w:sz w:val="20"/>
               </w:rPr>
-              <w:t>Step 6</w:t>
+              <w:t>Step 2</w:t>
+              <w:br/>
+              <w:t>内容を確認</w:t>
+            </w:r>
+          </w:p>
+        </w:tc>
+        <w:tc>
+          <w:tcPr>
+            <w:tcW w:type="dxa" w:w="7370"/>
+          </w:tcPr>
+          <w:p>
+            <w:pPr>
+              <w:ind w:left="113"/>
+            </w:pPr>
+            <w:r>
+              <w:rPr>
+                <w:sz w:val="21"/>
+              </w:rPr>
+              <w:t>一覧で、実際の出欠と違う人がいないか確認します。違う人は先に4章の手順で直しておきます。</w:t>
+            </w:r>
+          </w:p>
+        </w:tc>
+      </w:tr>
+      <w:tr>
+        <w:tc>
+          <w:tcPr>
+            <w:tcW w:type="dxa" w:w="1417"/>
+            <w:shd w:val="clear" w:color="auto" w:fill="E3F2FD"/>
+          </w:tcPr>
+          <w:p>
+            <w:pPr>
+              <w:jc w:val="center"/>
+            </w:pPr>
+            <w:r>
+              <w:rPr>
+                <w:b/>
+                <w:sz w:val="20"/>
+              </w:rPr>
+              <w:t>Step 3</w:t>
+              <w:br/>
+              <w:t>一括確定</w:t>
+            </w:r>
+          </w:p>
+        </w:tc>
+        <w:tc>
+          <w:tcPr>
+            <w:tcW w:type="dxa" w:w="7370"/>
+          </w:tcPr>
+          <w:p>
+            <w:pPr>
+              <w:ind w:left="113"/>
+            </w:pPr>
+            <w:r>
+              <w:rPr>
+                <w:sz w:val="21"/>
+              </w:rPr>
+              <w:t>「一括確定（予定N名／未提出K名は無連絡欠席）」をタップします。未提出者がいない場合や合宿・部会は「予定をそのまま実績として一括確定（N名）」になります。</w:t>
+            </w:r>
+          </w:p>
+        </w:tc>
+      </w:tr>
+      <w:tr>
+        <w:tc>
+          <w:tcPr>
+            <w:tcW w:type="dxa" w:w="1417"/>
+            <w:shd w:val="clear" w:color="auto" w:fill="E3F2FD"/>
+          </w:tcPr>
+          <w:p>
+            <w:pPr>
+              <w:jc w:val="center"/>
+            </w:pPr>
+            <w:r>
+              <w:rPr>
+                <w:b/>
+                <w:sz w:val="20"/>
+              </w:rPr>
+              <w:t>Step 4</w:t>
               <w:br/>
               <w:t>完了</w:t>
             </w:r>
@@ -936,60 +939,13 @@
               <w:rPr>
                 <w:sz w:val="21"/>
               </w:rPr>
-              <w:t>確定が完了すると、ランキングが自動的に更新されます。確定者名と日時が記録されます。</w:t>
+              <w:t>確認ダイアログは出ず、すぐに確定されます。「実績確定済み」と表示され、カレンダーの日付に緑のチェックが付きます。</w:t>
             </w:r>
           </w:p>
         </w:tc>
       </w:tr>
     </w:tbl>
     <w:p/>
-    <w:p>
-      <w:pPr>
-        <w:pStyle w:val="Heading2"/>
-      </w:pPr>
-      <w:r>
-        <w:t>3-2. 実績確定後の修正について</w:t>
-      </w:r>
-    </w:p>
-    <w:p>
-      <w:pPr>
-        <w:spacing w:before="120" w:after="120"/>
-        <w:ind w:left="283" w:right="283"/>
-        <w:jc w:val="left"/>
-        <w:pBdr>
-          <w:top w:val="single" w:sz="12" w:space="4" w:color="F57C00"/>
-          <w:left w:val="single" w:sz="12" w:space="4" w:color="F57C00"/>
-          <w:bottom w:val="single" w:sz="12" w:space="4" w:color="F57C00"/>
-          <w:right w:val="single" w:sz="12" w:space="4" w:color="F57C00"/>
-        </w:pBdr>
-      </w:pPr>
-      <w:r>
-        <w:rPr>
-          <w:sz w:val="21"/>
-        </w:rPr>
-        <w:t>⚠️ 実績確定後でもデータの修正は可能ですが、確定を取り消すことも一部できます。修正が必要な場合は管理者に相談してください。</w:t>
-      </w:r>
-    </w:p>
-    <w:p/>
-    <w:p>
-      <w:pPr>
-        <w:pStyle w:val="Heading2"/>
-      </w:pPr>
-      <w:r>
-        <w:t>3-3. 実績確定の対象ステータス</w:t>
-      </w:r>
-    </w:p>
-    <w:p>
-      <w:pPr>
-        <w:spacing w:after="80"/>
-      </w:pPr>
-      <w:r>
-        <w:rPr>
-          <w:sz w:val="21"/>
-        </w:rPr>
-        <w:t>実績確定では、部員が事前に連絡した「予定ステータス」を、実際に起きた「実績ステータス」に変換します。</w:t>
-      </w:r>
-    </w:p>
     <w:tbl>
       <w:tblPr>
         <w:tblStyle w:val="TableGrid"/>
@@ -997,14 +953,13 @@
         <w:tblLook w:firstColumn="1" w:firstRow="1" w:lastColumn="0" w:lastRow="0" w:noHBand="0" w:noVBand="1" w:val="04A0"/>
       </w:tblPr>
       <w:tblGrid>
-        <w:gridCol w:w="3024"/>
-        <w:gridCol w:w="3024"/>
-        <w:gridCol w:w="3024"/>
+        <w:gridCol w:w="4536"/>
+        <w:gridCol w:w="4536"/>
       </w:tblGrid>
       <w:tr>
         <w:tc>
           <w:tcPr>
-            <w:tcW w:type="dxa" w:w="3024"/>
+            <w:tcW w:type="dxa" w:w="4536"/>
             <w:shd w:val="clear" w:color="auto" w:fill="2E7D32"/>
           </w:tcPr>
           <w:p>
@@ -1017,13 +972,13 @@
                 <w:color w:val="FFFFFF"/>
                 <w:sz w:val="21"/>
               </w:rPr>
-              <w:t>事前連絡（status）</w:t>
+              <w:t>部員の連絡</w:t>
             </w:r>
           </w:p>
         </w:tc>
         <w:tc>
           <w:tcPr>
-            <w:tcW w:type="dxa" w:w="3024"/>
+            <w:tcW w:type="dxa" w:w="4536"/>
             <w:shd w:val="clear" w:color="auto" w:fill="2E7D32"/>
           </w:tcPr>
           <w:p>
@@ -1036,26 +991,7 @@
                 <w:color w:val="FFFFFF"/>
                 <w:sz w:val="21"/>
               </w:rPr>
-              <w:t>実績確定後（result_status）</w:t>
-            </w:r>
-          </w:p>
-        </w:tc>
-        <w:tc>
-          <w:tcPr>
-            <w:tcW w:type="dxa" w:w="3024"/>
-            <w:shd w:val="clear" w:color="auto" w:fill="2E7D32"/>
-          </w:tcPr>
-          <w:p>
-            <w:pPr>
-              <w:jc w:val="center"/>
-            </w:pPr>
-            <w:r>
-              <w:rPr>
-                <w:b/>
-                <w:color w:val="FFFFFF"/>
-                <w:sz w:val="21"/>
-              </w:rPr>
-              <w:t>意味</w:t>
+              <w:t>一括確定後の実績</w:t>
             </w:r>
           </w:p>
         </w:tc>
@@ -1063,7 +999,7 @@
       <w:tr>
         <w:tc>
           <w:tcPr>
-            <w:tcW w:type="dxa" w:w="3024"/>
+            <w:tcW w:type="dxa" w:w="4536"/>
           </w:tcPr>
           <w:p>
             <w:pPr>
@@ -1073,13 +1009,13 @@
               <w:rPr>
                 <w:sz w:val="21"/>
               </w:rPr>
-              <w:t>出席</w:t>
+              <w:t>出席・遅刻・欠席</w:t>
             </w:r>
           </w:p>
         </w:tc>
         <w:tc>
           <w:tcPr>
-            <w:tcW w:type="dxa" w:w="3024"/>
+            <w:tcW w:type="dxa" w:w="4536"/>
           </w:tcPr>
           <w:p>
             <w:pPr>
@@ -1089,13 +1025,15 @@
               <w:rPr>
                 <w:sz w:val="21"/>
               </w:rPr>
-              <w:t>出席</w:t>
+              <w:t>そのまま実績になります</w:t>
             </w:r>
           </w:p>
         </w:tc>
+      </w:tr>
+      <w:tr>
         <w:tc>
           <w:tcPr>
-            <w:tcW w:type="dxa" w:w="3024"/>
+            <w:tcW w:type="dxa" w:w="4536"/>
           </w:tcPr>
           <w:p>
             <w:pPr>
@@ -1105,15 +1043,13 @@
               <w:rPr>
                 <w:sz w:val="21"/>
               </w:rPr>
-              <w:t>予定通り出席</w:t>
+              <w:t>当日欠席</w:t>
             </w:r>
           </w:p>
         </w:tc>
-      </w:tr>
-      <w:tr>
         <w:tc>
           <w:tcPr>
-            <w:tcW w:type="dxa" w:w="3024"/>
+            <w:tcW w:type="dxa" w:w="4536"/>
           </w:tcPr>
           <w:p>
             <w:pPr>
@@ -1123,13 +1059,15 @@
               <w:rPr>
                 <w:sz w:val="21"/>
               </w:rPr>
-              <w:t>遅刻</w:t>
+              <w:t>連絡した時点ですでに実績が確定しています</w:t>
             </w:r>
           </w:p>
         </w:tc>
+      </w:tr>
+      <w:tr>
         <w:tc>
           <w:tcPr>
-            <w:tcW w:type="dxa" w:w="3024"/>
+            <w:tcW w:type="dxa" w:w="4536"/>
           </w:tcPr>
           <w:p>
             <w:pPr>
@@ -1139,13 +1077,13 @@
               <w:rPr>
                 <w:sz w:val="21"/>
               </w:rPr>
-              <w:t>遅刻</w:t>
+              <w:t>未提出（通常の練習）</w:t>
             </w:r>
           </w:p>
         </w:tc>
         <w:tc>
           <w:tcPr>
-            <w:tcW w:type="dxa" w:w="3024"/>
+            <w:tcW w:type="dxa" w:w="4536"/>
           </w:tcPr>
           <w:p>
             <w:pPr>
@@ -1155,7 +1093,7 @@
               <w:rPr>
                 <w:sz w:val="21"/>
               </w:rPr>
-              <w:t>予定通り遅刻</w:t>
+              <w:t>「無連絡欠席」として記録されます</w:t>
             </w:r>
           </w:p>
         </w:tc>
@@ -1163,7 +1101,7 @@
       <w:tr>
         <w:tc>
           <w:tcPr>
-            <w:tcW w:type="dxa" w:w="3024"/>
+            <w:tcW w:type="dxa" w:w="4536"/>
           </w:tcPr>
           <w:p>
             <w:pPr>
@@ -1173,13 +1111,13 @@
               <w:rPr>
                 <w:sz w:val="21"/>
               </w:rPr>
-              <w:t>欠席</w:t>
+              <w:t>未提出（合宿・部会）</w:t>
             </w:r>
           </w:p>
         </w:tc>
         <w:tc>
           <w:tcPr>
-            <w:tcW w:type="dxa" w:w="3024"/>
+            <w:tcW w:type="dxa" w:w="4536"/>
           </w:tcPr>
           <w:p>
             <w:pPr>
@@ -1189,128 +1127,32 @@
               <w:rPr>
                 <w:sz w:val="21"/>
               </w:rPr>
-              <w:t>欠席</w:t>
-            </w:r>
-          </w:p>
-        </w:tc>
-        <w:tc>
-          <w:tcPr>
-            <w:tcW w:type="dxa" w:w="3024"/>
-          </w:tcPr>
-          <w:p>
-            <w:pPr>
-              <w:ind w:left="113"/>
-            </w:pPr>
-            <w:r>
-              <w:rPr>
-                <w:sz w:val="21"/>
-              </w:rPr>
-              <w:t>事前連絡あり欠席</w:t>
-            </w:r>
-          </w:p>
-        </w:tc>
-      </w:tr>
-      <w:tr>
-        <w:tc>
-          <w:tcPr>
-            <w:tcW w:type="dxa" w:w="3024"/>
-          </w:tcPr>
-          <w:p>
-            <w:pPr>
-              <w:ind w:left="113"/>
-            </w:pPr>
-            <w:r>
-              <w:rPr>
-                <w:sz w:val="21"/>
-              </w:rPr>
-              <w:t>緊急欠席</w:t>
-            </w:r>
-          </w:p>
-        </w:tc>
-        <w:tc>
-          <w:tcPr>
-            <w:tcW w:type="dxa" w:w="3024"/>
-          </w:tcPr>
-          <w:p>
-            <w:pPr>
-              <w:ind w:left="113"/>
-            </w:pPr>
-            <w:r>
-              <w:rPr>
-                <w:sz w:val="21"/>
-              </w:rPr>
-              <w:t>緊急欠席</w:t>
-            </w:r>
-          </w:p>
-        </w:tc>
-        <w:tc>
-          <w:tcPr>
-            <w:tcW w:type="dxa" w:w="3024"/>
-          </w:tcPr>
-          <w:p>
-            <w:pPr>
-              <w:ind w:left="113"/>
-            </w:pPr>
-            <w:r>
-              <w:rPr>
-                <w:sz w:val="21"/>
-              </w:rPr>
-              <w:t>1時間以内の連絡欠席</w:t>
-            </w:r>
-          </w:p>
-        </w:tc>
-      </w:tr>
-      <w:tr>
-        <w:tc>
-          <w:tcPr>
-            <w:tcW w:type="dxa" w:w="3024"/>
-          </w:tcPr>
-          <w:p>
-            <w:pPr>
-              <w:ind w:left="113"/>
-            </w:pPr>
-            <w:r>
-              <w:rPr>
-                <w:sz w:val="21"/>
-              </w:rPr>
-              <w:t>（連絡なし）</w:t>
-            </w:r>
-          </w:p>
-        </w:tc>
-        <w:tc>
-          <w:tcPr>
-            <w:tcW w:type="dxa" w:w="3024"/>
-          </w:tcPr>
-          <w:p>
-            <w:pPr>
-              <w:ind w:left="113"/>
-            </w:pPr>
-            <w:r>
-              <w:rPr>
-                <w:sz w:val="21"/>
-              </w:rPr>
-              <w:t>無連絡欠席</w:t>
-            </w:r>
-          </w:p>
-        </w:tc>
-        <w:tc>
-          <w:tcPr>
-            <w:tcW w:type="dxa" w:w="3024"/>
-          </w:tcPr>
-          <w:p>
-            <w:pPr>
-              <w:ind w:left="113"/>
-            </w:pPr>
-            <w:r>
-              <w:rPr>
-                <w:sz w:val="21"/>
-              </w:rPr>
-              <w:t>当日連絡なし → 自動的に記録</w:t>
+              <w:t>自動では記録されません。必要なら5章の手順で個別に登録します</w:t>
             </w:r>
           </w:p>
         </w:tc>
       </w:tr>
     </w:tbl>
+    <w:p/>
+    <w:p>
+      <w:pPr>
+        <w:spacing w:before="120" w:after="120"/>
+        <w:ind w:left="283" w:right="283"/>
+        <w:jc w:val="left"/>
+        <w:pBdr>
+          <w:top w:val="single" w:sz="12" w:space="4" w:color="5A55A3"/>
+          <w:left w:val="single" w:sz="12" w:space="4" w:color="5A55A3"/>
+          <w:bottom w:val="single" w:sz="12" w:space="4" w:color="5A55A3"/>
+          <w:right w:val="single" w:sz="12" w:space="4" w:color="5A55A3"/>
+        </w:pBdr>
+      </w:pPr>
+      <w:r>
+        <w:rPr>
+          <w:sz w:val="21"/>
+        </w:rPr>
+        <w:t>📹 動画：実績の一括確定（manager-confirm.mp4）でも操作の流れを確認できます。</w:t>
+      </w:r>
+    </w:p>
     <w:p>
       <w:r>
         <w:br w:type="page"/>
@@ -1324,7 +1166,7 @@
         <w:rPr>
           <w:color w:val="2E7D32"/>
         </w:rPr>
-        <w:t>4. 出欠データの修正</w:t>
+        <w:t>4. 実績の修正と取消</w:t>
       </w:r>
     </w:p>
     <w:p>
@@ -1335,7 +1177,7 @@
         <w:rPr>
           <w:sz w:val="21"/>
         </w:rPr>
-        <w:t>部員が誤って登録した出欠や、当日の実際の状況と異なる記録を修正できます。</w:t>
+        <w:t>一覧の各行に、部員の連絡（予定）と実績が並んでいます。実績だけを直せます（部員の連絡内容そのものは変わりません）。</w:t>
       </w:r>
     </w:p>
     <w:tbl>
@@ -1406,7 +1248,7 @@
               </w:rPr>
               <w:t>Step 1</w:t>
               <w:br/>
-              <w:t>カレンダーを開く</w:t>
+              <w:t>未確定の人を確定</w:t>
             </w:r>
           </w:p>
         </w:tc>
@@ -1422,7 +1264,7 @@
               <w:rPr>
                 <w:sz w:val="21"/>
               </w:rPr>
-              <w:t>修正したい練習日をカレンダーからタップします。</w:t>
+              <w:t>行の「実績:」から（出席／遅刻／欠席／当日欠席／無連絡欠席）を選び、「確定」をタップします。</w:t>
             </w:r>
           </w:p>
         </w:tc>
@@ -1444,7 +1286,7 @@
               </w:rPr>
               <w:t>Step 2</w:t>
               <w:br/>
-              <w:t>部員を選択</w:t>
+              <w:t>確定済みを直す</w:t>
             </w:r>
           </w:p>
         </w:tc>
@@ -1460,7 +1302,7 @@
               <w:rPr>
                 <w:sz w:val="21"/>
               </w:rPr>
-              <w:t>セッション詳細で修正したい部員の出欠行をタップします。</w:t>
+              <w:t>行の「取消」をタップして未確定に戻し、選び直して「確定」します。</w:t>
             </w:r>
           </w:p>
         </w:tc>
@@ -1482,7 +1324,7 @@
               </w:rPr>
               <w:t>Step 3</w:t>
               <w:br/>
-              <w:t>ステータス変更</w:t>
+              <w:t>全部やり直す</w:t>
             </w:r>
           </w:p>
         </w:tc>
@@ -1498,7 +1340,266 @@
               <w:rPr>
                 <w:sz w:val="21"/>
               </w:rPr>
-              <w:t>正しいステータスに変更します。</w:t>
+              <w:t>「実績確定済み」の横の「全解除」で、その練習の実績をすべて取り消せます。</w:t>
+            </w:r>
+          </w:p>
+        </w:tc>
+      </w:tr>
+    </w:tbl>
+    <w:p/>
+    <w:p>
+      <w:pPr>
+        <w:spacing w:before="120" w:after="120"/>
+        <w:ind w:left="283" w:right="283"/>
+        <w:jc w:val="left"/>
+        <w:pBdr>
+          <w:top w:val="single" w:sz="12" w:space="4" w:color="F57C00"/>
+          <w:left w:val="single" w:sz="12" w:space="4" w:color="F57C00"/>
+          <w:bottom w:val="single" w:sz="12" w:space="4" w:color="F57C00"/>
+          <w:right w:val="single" w:sz="12" w:space="4" w:color="F57C00"/>
+        </w:pBdr>
+      </w:pPr>
+      <w:r>
+        <w:rPr>
+          <w:sz w:val="21"/>
+        </w:rPr>
+        <w:t>⚠️ 1人でも確定すると、その練習全体が「確定済み」扱いになります。一部だけ確定した状態だと、実績がない人は欠席として数えられ出席率が下がるので、最後に必ず一括確定してください。取消・全解除も確認なしですぐ反映されます。</w:t>
+      </w:r>
+    </w:p>
+    <w:p>
+      <w:pPr>
+        <w:spacing w:after="80"/>
+      </w:pPr>
+      <w:r>
+        <w:rPr>
+          <w:sz w:val="21"/>
+        </w:rPr>
+        <w:t>予定と違う実績を付けた行には「予定と実績が異なります」と表示されます。</w:t>
+      </w:r>
+    </w:p>
+    <w:p>
+      <w:pPr>
+        <w:spacing w:before="120" w:after="120"/>
+        <w:ind w:left="283" w:right="283"/>
+        <w:jc w:val="left"/>
+        <w:pBdr>
+          <w:top w:val="single" w:sz="12" w:space="4" w:color="5A55A3"/>
+          <w:left w:val="single" w:sz="12" w:space="4" w:color="5A55A3"/>
+          <w:bottom w:val="single" w:sz="12" w:space="4" w:color="5A55A3"/>
+          <w:right w:val="single" w:sz="12" w:space="4" w:color="5A55A3"/>
+        </w:pBdr>
+      </w:pPr>
+      <w:r>
+        <w:rPr>
+          <w:sz w:val="21"/>
+        </w:rPr>
+        <w:t>📹 動画：実績の修正と取消（manager-fix.mp4）でも操作の流れを確認できます。</w:t>
+      </w:r>
+    </w:p>
+    <w:p>
+      <w:r>
+        <w:br w:type="page"/>
+      </w:r>
+    </w:p>
+    <w:p>
+      <w:pPr>
+        <w:pStyle w:val="Heading1"/>
+      </w:pPr>
+      <w:r>
+        <w:rPr>
+          <w:color w:val="2E7D32"/>
+        </w:rPr>
+        <w:t>5. 未提出者の実績登録</w:t>
+      </w:r>
+    </w:p>
+    <w:p>
+      <w:pPr>
+        <w:spacing w:after="80"/>
+      </w:pPr>
+      <w:r>
+        <w:rPr>
+          <w:sz w:val="21"/>
+        </w:rPr>
+        <w:t>一覧の下の「未提出 N名」に、出欠を出していない人が並びます。各行でプルダウン（初期値は無連絡欠席）を選び「実績登録」をタップすると、その人の実績を登録できます。来ていた人を「出席」にしたい場合などに使います。</w:t>
+      </w:r>
+    </w:p>
+    <w:p>
+      <w:r>
+        <w:br w:type="page"/>
+      </w:r>
+    </w:p>
+    <w:p>
+      <w:pPr>
+        <w:pStyle w:val="Heading1"/>
+      </w:pPr>
+      <w:r>
+        <w:rPr>
+          <w:color w:val="2E7D32"/>
+        </w:rPr>
+        <w:t>6. 練習の休止と解除</w:t>
+      </w:r>
+    </w:p>
+    <w:tbl>
+      <w:tblPr>
+        <w:tblStyle w:val="TableGrid"/>
+        <w:tblW w:type="auto" w:w="0"/>
+        <w:jc w:val="left"/>
+        <w:tblLook w:firstColumn="1" w:firstRow="1" w:lastColumn="0" w:lastRow="0" w:noHBand="0" w:noVBand="1" w:val="04A0"/>
+      </w:tblPr>
+      <w:tblGrid>
+        <w:gridCol w:w="1417"/>
+        <w:gridCol w:w="7370"/>
+      </w:tblGrid>
+      <w:tr>
+        <w:tc>
+          <w:tcPr>
+            <w:tcW w:type="dxa" w:w="4536"/>
+            <w:shd w:val="clear" w:color="auto" w:fill="1565C0"/>
+          </w:tcPr>
+          <w:p>
+            <w:pPr>
+              <w:jc w:val="center"/>
+            </w:pPr>
+            <w:r>
+              <w:rPr>
+                <w:b/>
+                <w:color w:val="FFFFFF"/>
+                <w:sz w:val="21"/>
+              </w:rPr>
+              <w:t>手順</w:t>
+            </w:r>
+          </w:p>
+        </w:tc>
+        <w:tc>
+          <w:tcPr>
+            <w:tcW w:type="dxa" w:w="4536"/>
+            <w:shd w:val="clear" w:color="auto" w:fill="1565C0"/>
+          </w:tcPr>
+          <w:p>
+            <w:pPr>
+              <w:jc w:val="center"/>
+            </w:pPr>
+            <w:r>
+              <w:rPr>
+                <w:b/>
+                <w:color w:val="FFFFFF"/>
+                <w:sz w:val="21"/>
+              </w:rPr>
+              <w:t>操作内容</w:t>
+            </w:r>
+          </w:p>
+        </w:tc>
+      </w:tr>
+      <w:tr>
+        <w:tc>
+          <w:tcPr>
+            <w:tcW w:type="dxa" w:w="1417"/>
+            <w:shd w:val="clear" w:color="auto" w:fill="E3F2FD"/>
+          </w:tcPr>
+          <w:p>
+            <w:pPr>
+              <w:jc w:val="center"/>
+            </w:pPr>
+            <w:r>
+              <w:rPr>
+                <w:b/>
+                <w:sz w:val="20"/>
+              </w:rPr>
+              <w:t>Step 1</w:t>
+              <w:br/>
+              <w:t>休止にする</w:t>
+            </w:r>
+          </w:p>
+        </w:tc>
+        <w:tc>
+          <w:tcPr>
+            <w:tcW w:type="dxa" w:w="7370"/>
+          </w:tcPr>
+          <w:p>
+            <w:pPr>
+              <w:ind w:left="113"/>
+            </w:pPr>
+            <w:r>
+              <w:rPr>
+                <w:sz w:val="21"/>
+              </w:rPr>
+              <w:t>練習詳細の「練習を休止にする…」をタップします。</w:t>
+            </w:r>
+          </w:p>
+        </w:tc>
+      </w:tr>
+      <w:tr>
+        <w:tc>
+          <w:tcPr>
+            <w:tcW w:type="dxa" w:w="1417"/>
+            <w:shd w:val="clear" w:color="auto" w:fill="E3F2FD"/>
+          </w:tcPr>
+          <w:p>
+            <w:pPr>
+              <w:jc w:val="center"/>
+            </w:pPr>
+            <w:r>
+              <w:rPr>
+                <w:b/>
+                <w:sz w:val="20"/>
+              </w:rPr>
+              <w:t>Step 2</w:t>
+              <w:br/>
+              <w:t>理由を入力</w:t>
+            </w:r>
+          </w:p>
+        </w:tc>
+        <w:tc>
+          <w:tcPr>
+            <w:tcW w:type="dxa" w:w="7370"/>
+          </w:tcPr>
+          <w:p>
+            <w:pPr>
+              <w:ind w:left="113"/>
+            </w:pPr>
+            <w:r>
+              <w:rPr>
+                <w:sz w:val="21"/>
+              </w:rPr>
+              <w:t>「理由（例: 台風）」に理由を入力し、「休止にする」をタップします。</w:t>
+            </w:r>
+          </w:p>
+        </w:tc>
+      </w:tr>
+      <w:tr>
+        <w:tc>
+          <w:tcPr>
+            <w:tcW w:type="dxa" w:w="1417"/>
+            <w:shd w:val="clear" w:color="auto" w:fill="E3F2FD"/>
+          </w:tcPr>
+          <w:p>
+            <w:pPr>
+              <w:jc w:val="center"/>
+            </w:pPr>
+            <w:r>
+              <w:rPr>
+                <w:b/>
+                <w:sz w:val="20"/>
+              </w:rPr>
+              <w:t>Step 3</w:t>
+              <w:br/>
+              <w:t>完了</w:t>
+            </w:r>
+          </w:p>
+        </w:tc>
+        <w:tc>
+          <w:tcPr>
+            <w:tcW w:type="dxa" w:w="7370"/>
+          </w:tcPr>
+          <w:p>
+            <w:pPr>
+              <w:ind w:left="113"/>
+            </w:pPr>
+            <w:r>
+              <w:rPr>
+                <w:sz w:val="21"/>
+              </w:rPr>
+              <w:t>「休止中」と理由が表示されます。休止した練習は出欠連絡ができなくなり、出席率にも含まれません。</w:t>
             </w:r>
           </w:p>
         </w:tc>
@@ -1520,7 +1621,7 @@
               </w:rPr>
               <w:t>Step 4</w:t>
               <w:br/>
-              <w:t>保存</w:t>
+              <w:t>解除</w:t>
             </w:r>
           </w:p>
         </w:tc>
@@ -1536,7 +1637,7 @@
               <w:rPr>
                 <w:sz w:val="21"/>
               </w:rPr>
-              <w:t>変更を保存します。変更内容は自動的にポイントに反映されます。</w:t>
+              <w:t>「休止中」の横の「解除」で元に戻せます。</w:t>
             </w:r>
           </w:p>
         </w:tc>
@@ -1549,17 +1650,17 @@
         <w:ind w:left="283" w:right="283"/>
         <w:jc w:val="left"/>
         <w:pBdr>
-          <w:top w:val="single" w:sz="12" w:space="4" w:color="2196F3"/>
-          <w:left w:val="single" w:sz="12" w:space="4" w:color="2196F3"/>
-          <w:bottom w:val="single" w:sz="12" w:space="4" w:color="2196F3"/>
-          <w:right w:val="single" w:sz="12" w:space="4" w:color="2196F3"/>
+          <w:top w:val="single" w:sz="12" w:space="4" w:color="5A55A3"/>
+          <w:left w:val="single" w:sz="12" w:space="4" w:color="5A55A3"/>
+          <w:bottom w:val="single" w:sz="12" w:space="4" w:color="5A55A3"/>
+          <w:right w:val="single" w:sz="12" w:space="4" w:color="5A55A3"/>
         </w:pBdr>
       </w:pPr>
       <w:r>
         <w:rPr>
           <w:sz w:val="21"/>
         </w:rPr>
-        <w:t>💡 ポイントの変動はデータベースのトリガーで自動計算されます。手動で計算する必要はありません。</w:t>
+        <w:t>📹 動画：練習の休止と解除（manager-cancel.mp4）でも操作の流れを確認できます。</w:t>
       </w:r>
     </w:p>
     <w:p>
@@ -1575,24 +1676,36 @@
         <w:rPr>
           <w:color w:val="2E7D32"/>
         </w:rPr>
-        <w:t>5. カレンダーでの管理</w:t>
+        <w:t>7. 締切のお知らせ文</w:t>
+      </w:r>
+    </w:p>
+    <w:p>
+      <w:pPr>
+        <w:spacing w:after="80"/>
+      </w:pPr>
+      <w:r>
+        <w:rPr>
+          <w:sz w:val="21"/>
+        </w:rPr>
+        <w:t>今日以降の通常の練習では、一覧を開くと「締切のお知らせ文」（LINEグループ貼り付け用）が使えます。</w:t>
       </w:r>
     </w:p>
     <w:tbl>
       <w:tblPr>
         <w:tblStyle w:val="TableGrid"/>
         <w:tblW w:type="auto" w:w="0"/>
+        <w:jc w:val="left"/>
         <w:tblLook w:firstColumn="1" w:firstRow="1" w:lastColumn="0" w:lastRow="0" w:noHBand="0" w:noVBand="1" w:val="04A0"/>
       </w:tblPr>
       <w:tblGrid>
-        <w:gridCol w:w="4536"/>
-        <w:gridCol w:w="4536"/>
+        <w:gridCol w:w="1417"/>
+        <w:gridCol w:w="7370"/>
       </w:tblGrid>
       <w:tr>
         <w:tc>
           <w:tcPr>
             <w:tcW w:type="dxa" w:w="4536"/>
-            <w:shd w:val="clear" w:color="auto" w:fill="2E7D32"/>
+            <w:shd w:val="clear" w:color="auto" w:fill="1565C0"/>
           </w:tcPr>
           <w:p>
             <w:pPr>
@@ -1604,14 +1717,14 @@
                 <w:color w:val="FFFFFF"/>
                 <w:sz w:val="21"/>
               </w:rPr>
-              <w:t>操作</w:t>
+              <w:t>手順</w:t>
             </w:r>
           </w:p>
         </w:tc>
         <w:tc>
           <w:tcPr>
             <w:tcW w:type="dxa" w:w="4536"/>
-            <w:shd w:val="clear" w:color="auto" w:fill="2E7D32"/>
+            <w:shd w:val="clear" w:color="auto" w:fill="1565C0"/>
           </w:tcPr>
           <w:p>
             <w:pPr>
@@ -1623,7 +1736,7 @@
                 <w:color w:val="FFFFFF"/>
                 <w:sz w:val="21"/>
               </w:rPr>
-              <w:t>説明</w:t>
+              <w:t>操作内容</w:t>
             </w:r>
           </w:p>
         </w:tc>
@@ -1631,7 +1744,27 @@
       <w:tr>
         <w:tc>
           <w:tcPr>
-            <w:tcW w:type="dxa" w:w="4536"/>
+            <w:tcW w:type="dxa" w:w="1417"/>
+            <w:shd w:val="clear" w:color="auto" w:fill="E3F2FD"/>
+          </w:tcPr>
+          <w:p>
+            <w:pPr>
+              <w:jc w:val="center"/>
+            </w:pPr>
+            <w:r>
+              <w:rPr>
+                <w:b/>
+                <w:sz w:val="20"/>
+              </w:rPr>
+              <w:t>Step 1</w:t>
+              <w:br/>
+              <w:t>開く</w:t>
+            </w:r>
+          </w:p>
+        </w:tc>
+        <w:tc>
+          <w:tcPr>
+            <w:tcW w:type="dxa" w:w="7370"/>
           </w:tcPr>
           <w:p>
             <w:pPr>
@@ -1641,13 +1774,35 @@
               <w:rPr>
                 <w:sz w:val="21"/>
               </w:rPr>
-              <w:t>月移動</w:t>
+              <w:t>「締切のお知らせ文」をタップします。</w:t>
+            </w:r>
+          </w:p>
+        </w:tc>
+      </w:tr>
+      <w:tr>
+        <w:tc>
+          <w:tcPr>
+            <w:tcW w:type="dxa" w:w="1417"/>
+            <w:shd w:val="clear" w:color="auto" w:fill="E3F2FD"/>
+          </w:tcPr>
+          <w:p>
+            <w:pPr>
+              <w:jc w:val="center"/>
+            </w:pPr>
+            <w:r>
+              <w:rPr>
+                <w:b/>
+                <w:sz w:val="20"/>
+              </w:rPr>
+              <w:t>Step 2</w:t>
+              <w:br/>
+              <w:t>未提出者の名前</w:t>
             </w:r>
           </w:p>
         </w:tc>
         <w:tc>
           <w:tcPr>
-            <w:tcW w:type="dxa" w:w="4536"/>
+            <w:tcW w:type="dxa" w:w="7370"/>
           </w:tcPr>
           <w:p>
             <w:pPr>
@@ -1657,7 +1812,7 @@
               <w:rPr>
                 <w:sz w:val="21"/>
               </w:rPr>
-              <w:t>画面上部の矢印で前月・翌月に移動できます</w:t>
+              <w:t>締切前なら「未提出者の名前を入れる」にチェックを入れると、未提出者の名前が文に入ります。</w:t>
             </w:r>
           </w:p>
         </w:tc>
@@ -1665,7 +1820,27 @@
       <w:tr>
         <w:tc>
           <w:tcPr>
-            <w:tcW w:type="dxa" w:w="4536"/>
+            <w:tcW w:type="dxa" w:w="1417"/>
+            <w:shd w:val="clear" w:color="auto" w:fill="E3F2FD"/>
+          </w:tcPr>
+          <w:p>
+            <w:pPr>
+              <w:jc w:val="center"/>
+            </w:pPr>
+            <w:r>
+              <w:rPr>
+                <w:b/>
+                <w:sz w:val="20"/>
+              </w:rPr>
+              <w:t>Step 3</w:t>
+              <w:br/>
+              <w:t>コピー</w:t>
+            </w:r>
+          </w:p>
+        </w:tc>
+        <w:tc>
+          <w:tcPr>
+            <w:tcW w:type="dxa" w:w="7370"/>
           </w:tcPr>
           <w:p>
             <w:pPr>
@@ -1675,13 +1850,35 @@
               <w:rPr>
                 <w:sz w:val="21"/>
               </w:rPr>
-              <w:t>日付タップ</w:t>
+              <w:t>「文章をコピー」をタップすると「コピーしました」と表示されます。</w:t>
+            </w:r>
+          </w:p>
+        </w:tc>
+      </w:tr>
+      <w:tr>
+        <w:tc>
+          <w:tcPr>
+            <w:tcW w:type="dxa" w:w="1417"/>
+            <w:shd w:val="clear" w:color="auto" w:fill="E3F2FD"/>
+          </w:tcPr>
+          <w:p>
+            <w:pPr>
+              <w:jc w:val="center"/>
+            </w:pPr>
+            <w:r>
+              <w:rPr>
+                <w:b/>
+                <w:sz w:val="20"/>
+              </w:rPr>
+              <w:t>Step 4</w:t>
+              <w:br/>
+              <w:t>貼り付け</w:t>
             </w:r>
           </w:p>
         </w:tc>
         <w:tc>
           <w:tcPr>
-            <w:tcW w:type="dxa" w:w="4536"/>
+            <w:tcW w:type="dxa" w:w="7370"/>
           </w:tcPr>
           <w:p>
             <w:pPr>
@@ -1691,80 +1888,32 @@
               <w:rPr>
                 <w:sz w:val="21"/>
               </w:rPr>
-              <w:t>練習がある日付をタップするとセッション詳細が表示されます</w:t>
-            </w:r>
-          </w:p>
-        </w:tc>
-      </w:tr>
-      <w:tr>
-        <w:tc>
-          <w:tcPr>
-            <w:tcW w:type="dxa" w:w="4536"/>
-          </w:tcPr>
-          <w:p>
-            <w:pPr>
-              <w:ind w:left="113"/>
-            </w:pPr>
-            <w:r>
-              <w:rPr>
-                <w:sz w:val="21"/>
-              </w:rPr>
-              <w:t>実績確定済み表示</w:t>
-            </w:r>
-          </w:p>
-        </w:tc>
-        <w:tc>
-          <w:tcPr>
-            <w:tcW w:type="dxa" w:w="4536"/>
-          </w:tcPr>
-          <w:p>
-            <w:pPr>
-              <w:ind w:left="113"/>
-            </w:pPr>
-            <w:r>
-              <w:rPr>
-                <w:sz w:val="21"/>
-              </w:rPr>
-              <w:t>確定済みの練習日にはチェックマークが表示されます</w:t>
-            </w:r>
-          </w:p>
-        </w:tc>
-      </w:tr>
-      <w:tr>
-        <w:tc>
-          <w:tcPr>
-            <w:tcW w:type="dxa" w:w="4536"/>
-          </w:tcPr>
-          <w:p>
-            <w:pPr>
-              <w:ind w:left="113"/>
-            </w:pPr>
-            <w:r>
-              <w:rPr>
-                <w:sz w:val="21"/>
-              </w:rPr>
-              <w:t>練習中止確認</w:t>
-            </w:r>
-          </w:p>
-        </w:tc>
-        <w:tc>
-          <w:tcPr>
-            <w:tcW w:type="dxa" w:w="4536"/>
-          </w:tcPr>
-          <w:p>
-            <w:pPr>
-              <w:ind w:left="113"/>
-            </w:pPr>
-            <w:r>
-              <w:rPr>
-                <w:sz w:val="21"/>
-              </w:rPr>
-              <w:t>中止になった練習はカレンダー上で異なる表示になります</w:t>
+              <w:t>LINEグループに貼り付けて送ります（アプリからは自動送信されません）。</w:t>
             </w:r>
           </w:p>
         </w:tc>
       </w:tr>
     </w:tbl>
+    <w:p/>
+    <w:p>
+      <w:pPr>
+        <w:spacing w:before="120" w:after="120"/>
+        <w:ind w:left="283" w:right="283"/>
+        <w:jc w:val="left"/>
+        <w:pBdr>
+          <w:top w:val="single" w:sz="12" w:space="4" w:color="5A55A3"/>
+          <w:left w:val="single" w:sz="12" w:space="4" w:color="5A55A3"/>
+          <w:bottom w:val="single" w:sz="12" w:space="4" w:color="5A55A3"/>
+          <w:right w:val="single" w:sz="12" w:space="4" w:color="5A55A3"/>
+        </w:pBdr>
+      </w:pPr>
+      <w:r>
+        <w:rPr>
+          <w:sz w:val="21"/>
+        </w:rPr>
+        <w:t>📹 動画：締切のお知らせ文（manager-notice.mp4）でも操作の流れを確認できます。</w:t>
+      </w:r>
+    </w:p>
     <w:p>
       <w:r>
         <w:br w:type="page"/>
@@ -1778,242 +1927,62 @@
         <w:rPr>
           <w:color w:val="2E7D32"/>
         </w:rPr>
-        <w:t>6. ランキングと選考スコアの確認</w:t>
+        <w:t>8. 練習予定とカレンダー</w:t>
       </w:r>
     </w:p>
     <w:p>
       <w:pPr>
-        <w:spacing w:after="80"/>
+        <w:pStyle w:val="ListBullet"/>
+        <w:ind w:left="283"/>
       </w:pPr>
       <w:r>
         <w:rPr>
           <w:sz w:val="21"/>
         </w:rPr>
-        <w:t>ホーム画面のランキングは実績確定後に自動更新されます。</w:t>
+        <w:t>練習予定は部のGoogleカレンダーから自動で取り込まれます（カレンダー画面を開いたときに同期）。アプリから練習を追加・削除することはできません。</w:t>
       </w:r>
     </w:p>
-    <w:tbl>
-      <w:tblPr>
-        <w:tblStyle w:val="TableGrid"/>
-        <w:tblW w:type="auto" w:w="0"/>
-        <w:tblLook w:firstColumn="1" w:firstRow="1" w:lastColumn="0" w:lastRow="0" w:noHBand="0" w:noVBand="1" w:val="04A0"/>
-      </w:tblPr>
-      <w:tblGrid>
-        <w:gridCol w:w="3024"/>
-        <w:gridCol w:w="3024"/>
-        <w:gridCol w:w="3024"/>
-      </w:tblGrid>
-      <w:tr>
-        <w:tc>
-          <w:tcPr>
-            <w:tcW w:type="dxa" w:w="3024"/>
-            <w:shd w:val="clear" w:color="auto" w:fill="2E7D32"/>
-          </w:tcPr>
-          <w:p>
-            <w:pPr>
-              <w:jc w:val="center"/>
-            </w:pPr>
-            <w:r>
-              <w:rPr>
-                <w:b/>
-                <w:color w:val="FFFFFF"/>
-                <w:sz w:val="21"/>
-              </w:rPr>
-              <w:t>指標</w:t>
-            </w:r>
-          </w:p>
-        </w:tc>
-        <w:tc>
-          <w:tcPr>
-            <w:tcW w:type="dxa" w:w="3024"/>
-            <w:shd w:val="clear" w:color="auto" w:fill="2E7D32"/>
-          </w:tcPr>
-          <w:p>
-            <w:pPr>
-              <w:jc w:val="center"/>
-            </w:pPr>
-            <w:r>
-              <w:rPr>
-                <w:b/>
-                <w:color w:val="FFFFFF"/>
-                <w:sz w:val="21"/>
-              </w:rPr>
-              <w:t>計算式</w:t>
-            </w:r>
-          </w:p>
-        </w:tc>
-        <w:tc>
-          <w:tcPr>
-            <w:tcW w:type="dxa" w:w="3024"/>
-            <w:shd w:val="clear" w:color="auto" w:fill="2E7D32"/>
-          </w:tcPr>
-          <w:p>
-            <w:pPr>
-              <w:jc w:val="center"/>
-            </w:pPr>
-            <w:r>
-              <w:rPr>
-                <w:b/>
-                <w:color w:val="FFFFFF"/>
-                <w:sz w:val="21"/>
-              </w:rPr>
-              <w:t>備考</w:t>
-            </w:r>
-          </w:p>
-        </w:tc>
-      </w:tr>
-      <w:tr>
-        <w:tc>
-          <w:tcPr>
-            <w:tcW w:type="dxa" w:w="3024"/>
-          </w:tcPr>
-          <w:p>
-            <w:pPr>
-              <w:ind w:left="113"/>
-            </w:pPr>
-            <w:r>
-              <w:rPr>
-                <w:sz w:val="21"/>
-              </w:rPr>
-              <w:t>出席率</w:t>
-            </w:r>
-          </w:p>
-        </w:tc>
-        <w:tc>
-          <w:tcPr>
-            <w:tcW w:type="dxa" w:w="3024"/>
-          </w:tcPr>
-          <w:p>
-            <w:pPr>
-              <w:ind w:left="113"/>
-            </w:pPr>
-            <w:r>
-              <w:rPr>
-                <w:sz w:val="21"/>
-              </w:rPr>
-              <w:t>(出席数 + 遅刻数×0.5) ÷ 確定済みセッション数 × 100</w:t>
-            </w:r>
-          </w:p>
-        </w:tc>
-        <w:tc>
-          <w:tcPr>
-            <w:tcW w:type="dxa" w:w="3024"/>
-          </w:tcPr>
-          <w:p>
-            <w:pPr>
-              <w:ind w:left="113"/>
-            </w:pPr>
-            <w:r>
-              <w:rPr>
-                <w:sz w:val="21"/>
-              </w:rPr>
-              <w:t>%表示</w:t>
-            </w:r>
-          </w:p>
-        </w:tc>
-      </w:tr>
-      <w:tr>
-        <w:tc>
-          <w:tcPr>
-            <w:tcW w:type="dxa" w:w="3024"/>
-          </w:tcPr>
-          <w:p>
-            <w:pPr>
-              <w:ind w:left="113"/>
-            </w:pPr>
-            <w:r>
-              <w:rPr>
-                <w:sz w:val="21"/>
-              </w:rPr>
-              <w:t>選考スコア</w:t>
-            </w:r>
-          </w:p>
-        </w:tc>
-        <w:tc>
-          <w:tcPr>
-            <w:tcW w:type="dxa" w:w="3024"/>
-          </w:tcPr>
-          <w:p>
-            <w:pPr>
-              <w:ind w:left="113"/>
-            </w:pPr>
-            <w:r>
-              <w:rPr>
-                <w:sz w:val="21"/>
-              </w:rPr>
-              <w:t>(技術ランク ÷ 6) × 出席率 × 100</w:t>
-            </w:r>
-          </w:p>
-        </w:tc>
-        <w:tc>
-          <w:tcPr>
-            <w:tcW w:type="dxa" w:w="3024"/>
-          </w:tcPr>
-          <w:p>
-            <w:pPr>
-              <w:ind w:left="113"/>
-            </w:pPr>
-            <w:r>
-              <w:rPr>
-                <w:sz w:val="21"/>
-              </w:rPr>
-              <w:t>技術ランクは管理者が設定</w:t>
-            </w:r>
-          </w:p>
-        </w:tc>
-      </w:tr>
-      <w:tr>
-        <w:tc>
-          <w:tcPr>
-            <w:tcW w:type="dxa" w:w="3024"/>
-          </w:tcPr>
-          <w:p>
-            <w:pPr>
-              <w:ind w:left="113"/>
-            </w:pPr>
-            <w:r>
-              <w:rPr>
-                <w:sz w:val="21"/>
-              </w:rPr>
-              <w:t>選考ランク</w:t>
-            </w:r>
-          </w:p>
-        </w:tc>
-        <w:tc>
-          <w:tcPr>
-            <w:tcW w:type="dxa" w:w="3024"/>
-          </w:tcPr>
-          <w:p>
-            <w:pPr>
-              <w:ind w:left="113"/>
-            </w:pPr>
-            <w:r>
-              <w:rPr>
-                <w:sz w:val="21"/>
-              </w:rPr>
-              <w:t>S/A/B/C/D/E（出席率で自動判定）</w:t>
-            </w:r>
-          </w:p>
-        </w:tc>
-        <w:tc>
-          <w:tcPr>
-            <w:tcW w:type="dxa" w:w="3024"/>
-          </w:tcPr>
-          <w:p>
-            <w:pPr>
-              <w:ind w:left="113"/>
-            </w:pPr>
-            <w:r>
-              <w:rPr>
-                <w:sz w:val="21"/>
-              </w:rPr>
-              <w:t>自動計算</w:t>
-            </w:r>
-          </w:p>
-        </w:tc>
-      </w:tr>
-    </w:tbl>
-    <w:p/>
+    <w:p>
+      <w:pPr>
+        <w:pStyle w:val="ListBullet"/>
+        <w:ind w:left="283"/>
+      </w:pPr>
+      <w:r>
+        <w:rPr>
+          <w:sz w:val="21"/>
+        </w:rPr>
+        <w:t>時間・体育館の利用可能時間・面数は、Googleカレンダーの予定の説明欄（例：「時間：17:00〜20:00(22:00)」「面数：4面」）から読み取られます。</w:t>
+      </w:r>
+    </w:p>
+    <w:p>
+      <w:pPr>
+        <w:pStyle w:val="ListBullet"/>
+        <w:ind w:left="283"/>
+      </w:pPr>
+      <w:r>
+        <w:rPr>
+          <w:sz w:val="21"/>
+        </w:rPr>
+        <w:t>Googleカレンダーで予定を消すと、出欠がなければ削除、出欠があれば「休止」になります。</w:t>
+      </w:r>
+    </w:p>
+    <w:p>
+      <w:pPr>
+        <w:pStyle w:val="ListBullet"/>
+        <w:ind w:left="283"/>
+      </w:pPr>
+      <w:r>
+        <w:rPr>
+          <w:sz w:val="21"/>
+        </w:rPr>
+        <w:t>合宿・部会・自主練は出席率に含まれません。自主練には実績管理がありません。</w:t>
+      </w:r>
+    </w:p>
+    <w:p>
+      <w:r>
+        <w:br w:type="page"/>
+      </w:r>
+    </w:p>
     <w:p>
       <w:pPr>
         <w:pStyle w:val="Heading1"/>
@@ -2022,7 +1991,7 @@
         <w:rPr>
           <w:color w:val="D32F2F"/>
         </w:rPr>
-        <w:t>7. 注意事項</w:t>
+        <w:t>9. 注意事項</w:t>
       </w:r>
     </w:p>
     <w:p>
@@ -2046,7 +2015,7 @@
         <w:rPr>
           <w:sz w:val="21"/>
         </w:rPr>
-        <w:t>⚠️ 確定前に出欠状況をよく確認してください。確定後の修正は手間がかかります。</w:t>
+        <w:t>⚠️ 一括確定・取消・全解除・休止には確認ダイアログがありません。押す前に対象の練習日を確認してください。</w:t>
       </w:r>
     </w:p>
     <w:p>
@@ -2058,7 +2027,7 @@
         <w:rPr>
           <w:sz w:val="21"/>
         </w:rPr>
-        <w:t>⚠️ 無連絡欠席の部員がいる場合、実績確定時に自動的に「無連絡欠席」ステータスが付きます。</w:t>
+        <w:t>⚠️ 無連絡欠席が自動で付くのは、通常の練習で一括確定したときだけです。</w:t>
       </w:r>
     </w:p>
     <w:p>
@@ -2070,7 +2039,7 @@
         <w:rPr>
           <w:sz w:val="21"/>
         </w:rPr>
-        <w:t>⚠️ 体調不良で欠席した部員は翌日自動的に「休養推奨モード」になり出欠連絡ができません。</w:t>
+        <w:t>⚠️ 部員の当日欠席・当日遅刻はLINEグループに自動通知されます。締切のお知らせ文はコピーして手動で送ります。</w:t>
       </w:r>
     </w:p>
     <w:p>
@@ -2082,7 +2051,7 @@
         <w:rPr>
           <w:sz w:val="21"/>
         </w:rPr>
-        <w:t>⚠️ マネージャー権限では部員の削除・承認はできません。管理者に依頼してください。</w:t>
+        <w:t>⚠️ 部員の承認・退部処理・権限変更は管理者に依頼してください。</w:t>
       </w:r>
     </w:p>
     <w:sectPr>

--- a/docs/マネージャー向けマニュアル.docx
+++ b/docs/マネージャー向けマニュアル.docx
@@ -2051,6 +2051,18 @@
         <w:rPr>
           <w:sz w:val="21"/>
         </w:rPr>
+        <w:t>⚠️ 部員は練習開始後に欠席へ、練習終了の1時間前を過ぎてから遅刻へは変更できません。本当の緊急で来られなかった人は、実績を「当日欠席」に直してください。</w:t>
+      </w:r>
+    </w:p>
+    <w:p>
+      <w:pPr>
+        <w:pStyle w:val="ListBullet"/>
+        <w:ind w:left="283"/>
+      </w:pPr>
+      <w:r>
+        <w:rPr>
+          <w:sz w:val="21"/>
+        </w:rPr>
         <w:t>⚠️ 部員の承認・退部処理・権限変更は管理者に依頼してください。</w:t>
       </w:r>
     </w:p>

--- a/docs/マネージャー向けマニュアル.docx
+++ b/docs/マネージャー向けマニュアル.docx
@@ -1140,6 +1140,25 @@
         <w:ind w:left="283" w:right="283"/>
         <w:jc w:val="left"/>
         <w:pBdr>
+          <w:top w:val="single" w:sz="12" w:space="4" w:color="F9A825"/>
+          <w:left w:val="single" w:sz="12" w:space="4" w:color="F9A825"/>
+          <w:bottom w:val="single" w:sz="12" w:space="4" w:color="F9A825"/>
+          <w:right w:val="single" w:sz="12" w:space="4" w:color="F9A825"/>
+        </w:pBdr>
+      </w:pPr>
+      <w:r>
+        <w:rPr>
+          <w:sz w:val="21"/>
+        </w:rPr>
+        <w:t>🟨 通常の練習で実績が「無連絡欠席」になった人には、イエローカードが自動で付きます（未提出のまま休んだ人・出席や遅刻で登録して来なかった人）。実績を直すと自動で消えます。本当の緊急で来られなかった人は「当日欠席」にすればイエローは付きません。</w:t>
+      </w:r>
+    </w:p>
+    <w:p>
+      <w:pPr>
+        <w:spacing w:before="120" w:after="120"/>
+        <w:ind w:left="283" w:right="283"/>
+        <w:jc w:val="left"/>
+        <w:pBdr>
           <w:top w:val="single" w:sz="12" w:space="4" w:color="5A55A3"/>
           <w:left w:val="single" w:sz="12" w:space="4" w:color="5A55A3"/>
           <w:bottom w:val="single" w:sz="12" w:space="4" w:color="5A55A3"/>
@@ -1421,6 +1440,229 @@
           <w:sz w:val="21"/>
         </w:rPr>
         <w:t>一覧の下の「未提出 N名」に、出欠を出していない人が並びます。各行でプルダウン（初期値は無連絡欠席）を選び「実績登録」をタップすると、その人の実績を登録できます。来ていた人を「出席」にしたい場合などに使います。</w:t>
+      </w:r>
+    </w:p>
+    <w:p/>
+    <w:p>
+      <w:pPr>
+        <w:pStyle w:val="Heading2"/>
+      </w:pPr>
+      <w:r>
+        <w:t>手動でイエローを付ける（部会の欠席など）</w:t>
+      </w:r>
+    </w:p>
+    <w:p>
+      <w:pPr>
+        <w:spacing w:after="80"/>
+      </w:pPr>
+      <w:r>
+        <w:rPr>
+          <w:sz w:val="21"/>
+        </w:rPr>
+        <w:t>部会の欠席や、幹部が判断したことは、自動ではイエローになりません。理由を問わず確認し、付けるときは手動で付けます。</w:t>
+      </w:r>
+    </w:p>
+    <w:tbl>
+      <w:tblPr>
+        <w:tblStyle w:val="TableGrid"/>
+        <w:tblW w:type="auto" w:w="0"/>
+        <w:jc w:val="left"/>
+        <w:tblLook w:firstColumn="1" w:firstRow="1" w:lastColumn="0" w:lastRow="0" w:noHBand="0" w:noVBand="1" w:val="04A0"/>
+      </w:tblPr>
+      <w:tblGrid>
+        <w:gridCol w:w="1417"/>
+        <w:gridCol w:w="7370"/>
+      </w:tblGrid>
+      <w:tr>
+        <w:tc>
+          <w:tcPr>
+            <w:tcW w:type="dxa" w:w="4536"/>
+            <w:shd w:val="clear" w:color="auto" w:fill="1565C0"/>
+          </w:tcPr>
+          <w:p>
+            <w:pPr>
+              <w:jc w:val="center"/>
+            </w:pPr>
+            <w:r>
+              <w:rPr>
+                <w:b/>
+                <w:color w:val="FFFFFF"/>
+                <w:sz w:val="21"/>
+              </w:rPr>
+              <w:t>手順</w:t>
+            </w:r>
+          </w:p>
+        </w:tc>
+        <w:tc>
+          <w:tcPr>
+            <w:tcW w:type="dxa" w:w="4536"/>
+            <w:shd w:val="clear" w:color="auto" w:fill="1565C0"/>
+          </w:tcPr>
+          <w:p>
+            <w:pPr>
+              <w:jc w:val="center"/>
+            </w:pPr>
+            <w:r>
+              <w:rPr>
+                <w:b/>
+                <w:color w:val="FFFFFF"/>
+                <w:sz w:val="21"/>
+              </w:rPr>
+              <w:t>操作内容</w:t>
+            </w:r>
+          </w:p>
+        </w:tc>
+      </w:tr>
+      <w:tr>
+        <w:tc>
+          <w:tcPr>
+            <w:tcW w:type="dxa" w:w="1417"/>
+            <w:shd w:val="clear" w:color="auto" w:fill="E3F2FD"/>
+          </w:tcPr>
+          <w:p>
+            <w:pPr>
+              <w:jc w:val="center"/>
+            </w:pPr>
+            <w:r>
+              <w:rPr>
+                <w:b/>
+                <w:sz w:val="20"/>
+              </w:rPr>
+              <w:t>Step 1</w:t>
+              <w:br/>
+              <w:t>練習を開く</w:t>
+            </w:r>
+          </w:p>
+        </w:tc>
+        <w:tc>
+          <w:tcPr>
+            <w:tcW w:type="dxa" w:w="7370"/>
+          </w:tcPr>
+          <w:p>
+            <w:pPr>
+              <w:ind w:left="113"/>
+            </w:pPr>
+            <w:r>
+              <w:rPr>
+                <w:sz w:val="21"/>
+              </w:rPr>
+              <w:t>カレンダーで対象の練習（部会など）を開き、実績管理の一覧を表示します。</w:t>
+            </w:r>
+          </w:p>
+        </w:tc>
+      </w:tr>
+      <w:tr>
+        <w:tc>
+          <w:tcPr>
+            <w:tcW w:type="dxa" w:w="1417"/>
+            <w:shd w:val="clear" w:color="auto" w:fill="E3F2FD"/>
+          </w:tcPr>
+          <w:p>
+            <w:pPr>
+              <w:jc w:val="center"/>
+            </w:pPr>
+            <w:r>
+              <w:rPr>
+                <w:b/>
+                <w:sz w:val="20"/>
+              </w:rPr>
+              <w:t>Step 2</w:t>
+              <w:br/>
+              <w:t>「＋イエロー」</w:t>
+            </w:r>
+          </w:p>
+        </w:tc>
+        <w:tc>
+          <w:tcPr>
+            <w:tcW w:type="dxa" w:w="7370"/>
+          </w:tcPr>
+          <w:p>
+            <w:pPr>
+              <w:ind w:left="113"/>
+            </w:pPr>
+            <w:r>
+              <w:rPr>
+                <w:sz w:val="21"/>
+              </w:rPr>
+              <w:t>対象の人の行（未提出の人の行にもあります）で「＋イエロー」をタップします。</w:t>
+            </w:r>
+          </w:p>
+        </w:tc>
+      </w:tr>
+      <w:tr>
+        <w:tc>
+          <w:tcPr>
+            <w:tcW w:type="dxa" w:w="1417"/>
+            <w:shd w:val="clear" w:color="auto" w:fill="E3F2FD"/>
+          </w:tcPr>
+          <w:p>
+            <w:pPr>
+              <w:jc w:val="center"/>
+            </w:pPr>
+            <w:r>
+              <w:rPr>
+                <w:b/>
+                <w:sz w:val="20"/>
+              </w:rPr>
+              <w:t>Step 3</w:t>
+              <w:br/>
+              <w:t>理由を書いて付ける</w:t>
+            </w:r>
+          </w:p>
+        </w:tc>
+        <w:tc>
+          <w:tcPr>
+            <w:tcW w:type="dxa" w:w="7370"/>
+          </w:tcPr>
+          <w:p>
+            <w:pPr>
+              <w:ind w:left="113"/>
+            </w:pPr>
+            <w:r>
+              <w:rPr>
+                <w:sz w:val="21"/>
+              </w:rPr>
+              <w:t>理由（例：部会を欠席）を入力して「付ける」をタップします。理由は必須です。</w:t>
+            </w:r>
+          </w:p>
+        </w:tc>
+      </w:tr>
+    </w:tbl>
+    <w:p/>
+    <w:p>
+      <w:pPr>
+        <w:pStyle w:val="ListBullet"/>
+        <w:ind w:left="283"/>
+      </w:pPr>
+      <w:r>
+        <w:rPr>
+          <w:sz w:val="21"/>
+        </w:rPr>
+        <w:t>付け間違えたときは、そのイエローの「取り消す」で取り消せます（履歴は残ります）</w:t>
+      </w:r>
+    </w:p>
+    <w:p>
+      <w:pPr>
+        <w:pStyle w:val="ListBullet"/>
+        <w:ind w:left="283"/>
+      </w:pPr>
+      <w:r>
+        <w:rPr>
+          <w:sz w:val="21"/>
+        </w:rPr>
+        <w:t>練習に結びつかない理由のときは、メンバー画面で部員の「カード」から付けます</w:t>
+      </w:r>
+    </w:p>
+    <w:p>
+      <w:pPr>
+        <w:pStyle w:val="ListBullet"/>
+        <w:ind w:left="283"/>
+      </w:pPr>
+      <w:r>
+        <w:rPr>
+          <w:sz w:val="21"/>
+        </w:rPr>
+        <w:t>何枚でレッドになるかは部員に伝えないでください</w:t>
       </w:r>
     </w:p>
     <w:p>

--- a/docs/マネージャー向けマニュアル.docx
+++ b/docs/マネージャー向けマニュアル.docx
@@ -1662,7 +1662,19 @@
         <w:rPr>
           <w:sz w:val="21"/>
         </w:rPr>
-        <w:t>何枚でレッドになるかは部員に伝えないでください</w:t>
+        <w:t>メンバー画面には、部員ごとの「連続欠席 N回」（今いくつ続けて通常練習を休んでいるか）が出ます。部員には見えません</w:t>
+      </w:r>
+    </w:p>
+    <w:p>
+      <w:pPr>
+        <w:pStyle w:val="ListBullet"/>
+        <w:ind w:left="283"/>
+      </w:pPr>
+      <w:r>
+        <w:rPr>
+          <w:sz w:val="21"/>
+        </w:rPr>
+        <w:t>何枚・何回でレッドになるかは部員に伝えないでください</w:t>
       </w:r>
     </w:p>
     <w:p>
